--- a/03_Outputs/final scripts/pt/Module 1/1.3.0-pt.docx
+++ b/03_Outputs/final scripts/pt/Module 1/1.3.0-pt.docx
@@ -4,7 +4,7 @@
   <w:body>
     <w:p>
       <w:r>
-        <w:t xml:space="preserve">Bem-vindo ao Capítulo 3, explorando como a transição energética está se desenrolando ao redor do mundo—através da lente dos cinco escritórios regionais do PNUD. Desde os Estados Árabes até a América Latina e o Caribe, passando pela África, Ásia e Pacífico, e chegando à Europa Oriental e Ásia Central—cada região enfrenta desafios únicos, mas também oportunidades inspiradoras de mudança.  </w:t>
+        <w:t xml:space="preserve">Bem-vindo ao Capítulo 3, explorando como a transição energética está se desenrolando ao redor do mundo, através da lente dos cinco escritórios regionais do PNUD. Desde os Estados Árabes até a América Latina e o Caribe, passando pela África, Ásia e Pacífico, e chegando à Europa Oriental e Ásia Central—cada região enfrenta desafios únicos, mas também oportunidades inspiradoras de mudança.  </w:t>
       </w:r>
     </w:p>
     <w:p>
@@ -14,17 +14,17 @@
     </w:p>
     <w:p>
       <w:r>
-        <w:t xml:space="preserve">Na África, soluções descentralizadas como mini-redes estão se expandindo, mas o financiamento permanece limitado em comparação com o vasto potencial de renováveis da região. Na Ásia e no Pacífico, os investimentos em energia limpa aumentaram, posicionando a região como um grande motor do crescimento global de renováveis—ainda que milhões ainda não tenham eletricidade confiável, especialmente em áreas rurais.  </w:t>
+        <w:t xml:space="preserve">Na África, soluções descentralizadas como mini-redes estão se expandindo, mas o financiamento precisa acelerar em comparação com o vasto potencial de energias renováveis da região. Na Ásia e no Pacífico, o investimento em energia limpa aumentou, posicionando a região como um grande impulsionador do crescimento global de renováveis. Ainda assim, milhões ainda não têm acesso confiável à eletricidade, especialmente em áreas rurais.  </w:t>
       </w:r>
     </w:p>
     <w:p>
       <w:r>
-        <w:t xml:space="preserve">Os Estados Árabes estão diversificando as fontes de energia, com a capacidade de renováveis crescendo rapidamente, mesmo enquanto acessibilidade e governança continuam sendo preocupações prementes. Na América Latina e no Caribe, a alta dependência de hidroeletricidade fornece uma base renovável sólida, mas lacunas em cozinhas limpas e acesso equitativo permanecem significativas. E na Europa Oriental e Ásia Central, mudanças políticas e compromissos climáticos estão reformulando estratégias energéticas, especialmente em relação ao aquecimento e à redução de emissões.  </w:t>
+        <w:t xml:space="preserve">Os Estados Árabes estão diversificando as fontes de energia, com a capacidade de renováveis crescendo rapidamente, mesmo enquanto a acessibilidade e a governança permanecem preocupações urgentes. Na América Latina e no Caribe, uma base sólida de energias renováveis avançou, mas lacunas no uso de cozinhas limpas e no acesso equitativo continuam significativas. E na Europa Oriental e Ásia Central, mudanças políticas e compromissos climáticos estão reformulando estratégias energéticas, especialmente em relação ao aquecimento e à redução de emissões.  </w:t>
       </w:r>
     </w:p>
     <w:p>
       <w:r>
-        <w:t xml:space="preserve">O que fica claro é que o contexto importa. A expansão solar no Sahel, inovações baseadas na natureza nas Ilhas do Pacífico ou reformas de eficiência na Europa Oriental—todos mostram como soluções locais podem escalar para impacto global.  </w:t>
+        <w:t xml:space="preserve">O contexto importa. A expansão solar no Sahel, inovações baseadas na natureza nas Ilhas do Pacífico ou reformas de eficiência na Europa Oriental, mostram como soluções locais podem escalar para impacto global.  </w:t>
       </w:r>
     </w:p>
     <w:p>
